--- a/docs/uml_diagrams_and_test_cases.docx
+++ b/docs/uml_diagrams_and_test_cases.docx
@@ -1251,7 +1251,7 @@
             <w:tcBorders>
               <w:top w:val="nil"/>
               <w:left w:val="outset" w:sz="6" w:space="0" w:color="auto"/>
-              <w:bottom w:val="outset" w:sz="6" w:space="0" w:color="auto"/>
+              <w:bottom w:val="nil"/>
               <w:right w:val="outset" w:sz="6" w:space="0" w:color="auto"/>
             </w:tcBorders>
             <w:noWrap/>
@@ -1282,7 +1282,7 @@
             <w:tcBorders>
               <w:top w:val="nil"/>
               <w:left w:val="nil"/>
-              <w:bottom w:val="outset" w:sz="6" w:space="0" w:color="auto"/>
+              <w:bottom w:val="nil"/>
               <w:right w:val="nil"/>
             </w:tcBorders>
           </w:tcPr>
@@ -1302,7 +1302,7 @@
             <w:tcBorders>
               <w:top w:val="nil"/>
               <w:left w:val="nil"/>
-              <w:bottom w:val="outset" w:sz="6" w:space="0" w:color="auto"/>
+              <w:bottom w:val="nil"/>
               <w:right w:val="outset" w:sz="6" w:space="0" w:color="auto"/>
             </w:tcBorders>
             <w:noWrap/>
@@ -1333,7 +1333,7 @@
             <w:tcBorders>
               <w:top w:val="nil"/>
               <w:left w:val="nil"/>
-              <w:bottom w:val="outset" w:sz="6" w:space="0" w:color="auto"/>
+              <w:bottom w:val="nil"/>
               <w:right w:val="outset" w:sz="6" w:space="0" w:color="auto"/>
             </w:tcBorders>
             <w:noWrap/>
@@ -1364,7 +1364,7 @@
             <w:tcBorders>
               <w:top w:val="nil"/>
               <w:left w:val="nil"/>
-              <w:bottom w:val="outset" w:sz="6" w:space="0" w:color="auto"/>
+              <w:bottom w:val="nil"/>
               <w:right w:val="outset" w:sz="6" w:space="0" w:color="auto"/>
             </w:tcBorders>
             <w:noWrap/>
@@ -1386,6 +1386,432 @@
                 <w:szCs w:val="24"/>
               </w:rPr>
               <w:t>Система сохраняет выдачу и меняет статус экземпляра книги на «выдан».</w:t>
+            </w:r>
+          </w:p>
+        </w:tc>
+      </w:tr>
+      <w:tr>
+        <w:tc>
+          <w:tcPr>
+            <w:tcW w:w="228" w:type="dxa"/>
+            <w:tcBorders>
+              <w:top w:val="nil"/>
+              <w:left w:val="outset" w:sz="6" w:space="0" w:color="auto"/>
+              <w:bottom w:val="nil"/>
+              <w:right w:val="outset" w:sz="6" w:space="0" w:color="auto"/>
+            </w:tcBorders>
+            <w:noWrap/>
+            <w:vAlign w:val="center"/>
+          </w:tcPr>
+          <w:p>
+            <w:pPr>
+              <w:rPr>
+                <w:rFonts w:ascii="Times New Roman" w:hAnsi="Times New Roman" w:cs="Times New Roman"/>
+                <w:sz w:val="20"/>
+                <w:szCs w:val="20"/>
+              </w:rPr>
+            </w:pPr>
+            <w:r>
+              <w:rPr>
+                <w:rFonts w:ascii="Times New Roman" w:hAnsi="Times New Roman" w:cs="Times New Roman"/>
+                <w:sz w:val="20"/>
+                <w:szCs w:val="20"/>
+              </w:rPr>
+              <w:t>7</w:t>
+            </w:r>
+          </w:p>
+        </w:tc>
+        <w:tc>
+          <w:tcPr>
+            <w:tcW w:w="50" w:type="dxa"/>
+            <w:tcBorders>
+              <w:top w:val="nil"/>
+              <w:left w:val="nil"/>
+              <w:bottom w:val="nil"/>
+              <w:right w:val="nil"/>
+            </w:tcBorders>
+          </w:tcPr>
+          <w:p>
+            <w:pPr>
+              <w:rPr>
+                <w:rFonts w:ascii="Times New Roman" w:hAnsi="Times New Roman" w:cs="Times New Roman"/>
+                <w:sz w:val="20"/>
+                <w:szCs w:val="20"/>
+              </w:rPr>
+            </w:pPr>
+          </w:p>
+        </w:tc>
+        <w:tc>
+          <w:tcPr>
+            <w:tcW w:w="1707" w:type="dxa"/>
+            <w:tcBorders>
+              <w:top w:val="nil"/>
+              <w:left w:val="nil"/>
+              <w:bottom w:val="nil"/>
+              <w:right w:val="outset" w:sz="6" w:space="0" w:color="auto"/>
+            </w:tcBorders>
+            <w:noWrap/>
+            <w:vAlign w:val="center"/>
+          </w:tcPr>
+          <w:p>
+            <w:pPr>
+              <w:rPr>
+                <w:rFonts w:ascii="Times New Roman" w:hAnsi="Times New Roman" w:cs="Times New Roman"/>
+                <w:sz w:val="24"/>
+                <w:szCs w:val="24"/>
+              </w:rPr>
+            </w:pPr>
+            <w:r>
+              <w:rPr>
+                <w:rFonts w:ascii="Times New Roman" w:hAnsi="Times New Roman" w:cs="Times New Roman"/>
+                <w:sz w:val="24"/>
+                <w:szCs w:val="24"/>
+              </w:rPr>
+              <w:t>Возврат книги</w:t>
+            </w:r>
+          </w:p>
+        </w:tc>
+        <w:tc>
+          <w:tcPr>
+            <w:tcW w:w="3969" w:type="dxa"/>
+            <w:tcBorders>
+              <w:top w:val="nil"/>
+              <w:left w:val="nil"/>
+              <w:bottom w:val="nil"/>
+              <w:right w:val="outset" w:sz="6" w:space="0" w:color="auto"/>
+            </w:tcBorders>
+            <w:noWrap/>
+            <w:vAlign w:val="center"/>
+          </w:tcPr>
+          <w:p>
+            <w:pPr>
+              <w:rPr>
+                <w:rFonts w:ascii="Times New Roman" w:hAnsi="Times New Roman" w:cs="Times New Roman"/>
+                <w:sz w:val="24"/>
+                <w:szCs w:val="24"/>
+              </w:rPr>
+            </w:pPr>
+            <w:r>
+              <w:rPr>
+                <w:rFonts w:ascii="Times New Roman" w:hAnsi="Times New Roman" w:cs="Times New Roman"/>
+                <w:sz w:val="24"/>
+                <w:szCs w:val="24"/>
+              </w:rPr>
+              <w:t>Библиотекарь выбирает выданный экземпляр книги и оформляет возврат</w:t>
+            </w:r>
+          </w:p>
+        </w:tc>
+        <w:tc>
+          <w:tcPr>
+            <w:tcW w:w="4541" w:type="dxa"/>
+            <w:tcBorders>
+              <w:top w:val="nil"/>
+              <w:left w:val="nil"/>
+              <w:bottom w:val="nil"/>
+              <w:right w:val="outset" w:sz="6" w:space="0" w:color="auto"/>
+            </w:tcBorders>
+            <w:noWrap/>
+            <w:vAlign w:val="center"/>
+          </w:tcPr>
+          <w:p>
+            <w:pPr>
+              <w:rPr>
+                <w:rFonts w:ascii="Times New Roman" w:hAnsi="Times New Roman" w:cs="Times New Roman"/>
+                <w:sz w:val="24"/>
+                <w:szCs w:val="24"/>
+              </w:rPr>
+            </w:pPr>
+            <w:r>
+              <w:rPr>
+                <w:rFonts w:ascii="Times New Roman" w:hAnsi="Times New Roman" w:cs="Times New Roman"/>
+                <w:sz w:val="24"/>
+                <w:szCs w:val="24"/>
+              </w:rPr>
+              <w:t>Система сохраняет возврат и меняет статус экземпляра на «доступен»</w:t>
+            </w:r>
+          </w:p>
+        </w:tc>
+      </w:tr>
+      <w:tr>
+        <w:tc>
+          <w:tcPr>
+            <w:tcW w:w="228" w:type="dxa"/>
+            <w:tcBorders>
+              <w:top w:val="nil"/>
+              <w:left w:val="outset" w:sz="6" w:space="0" w:color="auto"/>
+              <w:bottom w:val="nil"/>
+              <w:right w:val="outset" w:sz="6" w:space="0" w:color="auto"/>
+            </w:tcBorders>
+            <w:noWrap/>
+            <w:vAlign w:val="center"/>
+          </w:tcPr>
+          <w:p>
+            <w:pPr>
+              <w:rPr>
+                <w:rFonts w:ascii="Times New Roman" w:hAnsi="Times New Roman" w:cs="Times New Roman"/>
+                <w:sz w:val="20"/>
+                <w:szCs w:val="20"/>
+              </w:rPr>
+            </w:pPr>
+            <w:r>
+              <w:rPr>
+                <w:rFonts w:ascii="Times New Roman" w:hAnsi="Times New Roman" w:cs="Times New Roman"/>
+                <w:sz w:val="20"/>
+                <w:szCs w:val="20"/>
+              </w:rPr>
+              <w:t>8</w:t>
+            </w:r>
+          </w:p>
+        </w:tc>
+        <w:tc>
+          <w:tcPr>
+            <w:tcW w:w="50" w:type="dxa"/>
+            <w:tcBorders>
+              <w:top w:val="nil"/>
+              <w:left w:val="nil"/>
+              <w:bottom w:val="nil"/>
+              <w:right w:val="nil"/>
+            </w:tcBorders>
+          </w:tcPr>
+          <w:p>
+            <w:pPr>
+              <w:rPr>
+                <w:rFonts w:ascii="Times New Roman" w:hAnsi="Times New Roman" w:cs="Times New Roman"/>
+                <w:sz w:val="20"/>
+                <w:szCs w:val="20"/>
+              </w:rPr>
+            </w:pPr>
+          </w:p>
+        </w:tc>
+        <w:tc>
+          <w:tcPr>
+            <w:tcW w:w="1707" w:type="dxa"/>
+            <w:tcBorders>
+              <w:top w:val="nil"/>
+              <w:left w:val="nil"/>
+              <w:bottom w:val="nil"/>
+              <w:right w:val="outset" w:sz="6" w:space="0" w:color="auto"/>
+            </w:tcBorders>
+            <w:noWrap/>
+            <w:vAlign w:val="center"/>
+          </w:tcPr>
+          <w:p>
+            <w:pPr>
+              <w:rPr>
+                <w:rFonts w:ascii="Times New Roman" w:hAnsi="Times New Roman" w:cs="Times New Roman"/>
+                <w:sz w:val="24"/>
+                <w:szCs w:val="24"/>
+              </w:rPr>
+            </w:pPr>
+            <w:r>
+              <w:rPr>
+                <w:rFonts w:ascii="Times New Roman" w:hAnsi="Times New Roman" w:cs="Times New Roman"/>
+                <w:sz w:val="24"/>
+                <w:szCs w:val="24"/>
+              </w:rPr>
+              <w:t>Изменение прав доступа</w:t>
+            </w:r>
+          </w:p>
+        </w:tc>
+        <w:tc>
+          <w:tcPr>
+            <w:tcW w:w="3969" w:type="dxa"/>
+            <w:tcBorders>
+              <w:top w:val="nil"/>
+              <w:left w:val="nil"/>
+              <w:bottom w:val="nil"/>
+              <w:right w:val="outset" w:sz="6" w:space="0" w:color="auto"/>
+            </w:tcBorders>
+            <w:noWrap/>
+            <w:vAlign w:val="center"/>
+          </w:tcPr>
+          <w:p>
+            <w:pPr>
+              <w:rPr>
+                <w:rFonts w:ascii="Times New Roman" w:hAnsi="Times New Roman" w:cs="Times New Roman"/>
+                <w:sz w:val="24"/>
+                <w:szCs w:val="24"/>
+              </w:rPr>
+            </w:pPr>
+            <w:r>
+              <w:rPr>
+                <w:rFonts w:ascii="Times New Roman" w:hAnsi="Times New Roman" w:cs="Times New Roman"/>
+                <w:sz w:val="24"/>
+                <w:szCs w:val="24"/>
+              </w:rPr>
+              <w:t>Администратор выбирает пользователя, изменяет его права доступа и сохраняет изменения</w:t>
+            </w:r>
+          </w:p>
+        </w:tc>
+        <w:tc>
+          <w:tcPr>
+            <w:tcW w:w="4541" w:type="dxa"/>
+            <w:tcBorders>
+              <w:top w:val="nil"/>
+              <w:left w:val="nil"/>
+              <w:bottom w:val="nil"/>
+              <w:right w:val="outset" w:sz="6" w:space="0" w:color="auto"/>
+            </w:tcBorders>
+            <w:noWrap/>
+            <w:vAlign w:val="center"/>
+          </w:tcPr>
+          <w:p>
+            <w:pPr>
+              <w:rPr>
+                <w:rFonts w:ascii="Times New Roman" w:hAnsi="Times New Roman" w:cs="Times New Roman"/>
+                <w:sz w:val="24"/>
+                <w:szCs w:val="24"/>
+              </w:rPr>
+            </w:pPr>
+            <w:r>
+              <w:rPr>
+                <w:rFonts w:ascii="Times New Roman" w:hAnsi="Times New Roman" w:cs="Times New Roman"/>
+                <w:sz w:val="24"/>
+                <w:szCs w:val="24"/>
+              </w:rPr>
+              <w:t>Система сохраняет новые права доступа пользователя</w:t>
+            </w:r>
+          </w:p>
+        </w:tc>
+      </w:tr>
+      <w:tr>
+        <w:tc>
+          <w:tcPr>
+            <w:tcW w:w="228" w:type="dxa"/>
+            <w:tcBorders>
+              <w:top w:val="nil"/>
+              <w:left w:val="outset" w:sz="6" w:space="0" w:color="auto"/>
+              <w:bottom w:val="outset" w:sz="6" w:space="0" w:color="auto"/>
+              <w:right w:val="outset" w:sz="6" w:space="0" w:color="auto"/>
+            </w:tcBorders>
+            <w:noWrap/>
+            <w:vAlign w:val="center"/>
+          </w:tcPr>
+          <w:p>
+            <w:pPr>
+              <w:rPr>
+                <w:rFonts w:ascii="Times New Roman" w:hAnsi="Times New Roman" w:cs="Times New Roman"/>
+                <w:sz w:val="20"/>
+                <w:szCs w:val="20"/>
+              </w:rPr>
+            </w:pPr>
+            <w:r>
+              <w:rPr>
+                <w:rFonts w:ascii="Times New Roman" w:hAnsi="Times New Roman" w:cs="Times New Roman"/>
+                <w:sz w:val="20"/>
+                <w:szCs w:val="20"/>
+              </w:rPr>
+              <w:t>9</w:t>
+            </w:r>
+          </w:p>
+        </w:tc>
+        <w:tc>
+          <w:tcPr>
+            <w:tcW w:w="50" w:type="dxa"/>
+            <w:tcBorders>
+              <w:top w:val="nil"/>
+              <w:left w:val="nil"/>
+              <w:bottom w:val="outset" w:sz="6" w:space="0" w:color="auto"/>
+              <w:right w:val="nil"/>
+            </w:tcBorders>
+          </w:tcPr>
+          <w:p>
+            <w:pPr>
+              <w:rPr>
+                <w:rFonts w:ascii="Times New Roman" w:hAnsi="Times New Roman" w:cs="Times New Roman"/>
+                <w:sz w:val="20"/>
+                <w:szCs w:val="20"/>
+              </w:rPr>
+            </w:pPr>
+          </w:p>
+        </w:tc>
+        <w:tc>
+          <w:tcPr>
+            <w:tcW w:w="1707" w:type="dxa"/>
+            <w:tcBorders>
+              <w:top w:val="nil"/>
+              <w:left w:val="nil"/>
+              <w:bottom w:val="outset" w:sz="6" w:space="0" w:color="auto"/>
+              <w:right w:val="outset" w:sz="6" w:space="0" w:color="auto"/>
+            </w:tcBorders>
+            <w:noWrap/>
+            <w:vAlign w:val="center"/>
+          </w:tcPr>
+          <w:p>
+            <w:pPr>
+              <w:rPr>
+                <w:rFonts w:ascii="Times New Roman" w:hAnsi="Times New Roman" w:cs="Times New Roman"/>
+                <w:sz w:val="24"/>
+                <w:szCs w:val="24"/>
+              </w:rPr>
+            </w:pPr>
+            <w:r>
+              <w:rPr>
+                <w:rFonts w:ascii="Times New Roman" w:hAnsi="Times New Roman" w:cs="Times New Roman"/>
+                <w:sz w:val="24"/>
+                <w:szCs w:val="24"/>
+              </w:rPr>
+              <w:t>Формирование отчёта</w:t>
+            </w:r>
+          </w:p>
+        </w:tc>
+        <w:tc>
+          <w:tcPr>
+            <w:tcW w:w="3969" w:type="dxa"/>
+            <w:tcBorders>
+              <w:top w:val="nil"/>
+              <w:left w:val="nil"/>
+              <w:bottom w:val="outset" w:sz="6" w:space="0" w:color="auto"/>
+              <w:right w:val="outset" w:sz="6" w:space="0" w:color="auto"/>
+            </w:tcBorders>
+            <w:noWrap/>
+            <w:vAlign w:val="center"/>
+          </w:tcPr>
+          <w:p>
+            <w:pPr>
+              <w:rPr>
+                <w:rFonts w:ascii="Times New Roman" w:hAnsi="Times New Roman" w:cs="Times New Roman"/>
+                <w:sz w:val="24"/>
+                <w:szCs w:val="24"/>
+              </w:rPr>
+            </w:pPr>
+            <w:r>
+              <w:rPr>
+                <w:rFonts w:ascii="Times New Roman" w:hAnsi="Times New Roman" w:cs="Times New Roman"/>
+                <w:sz w:val="24"/>
+                <w:szCs w:val="24"/>
+              </w:rPr>
+              <w:t>Библиотекарь открывает раздел отчётов и выбирает отчёт о состоянии книг</w:t>
+            </w:r>
+          </w:p>
+        </w:tc>
+        <w:tc>
+          <w:tcPr>
+            <w:tcW w:w="4541" w:type="dxa"/>
+            <w:tcBorders>
+              <w:top w:val="nil"/>
+              <w:left w:val="nil"/>
+              <w:bottom w:val="outset" w:sz="6" w:space="0" w:color="auto"/>
+              <w:right w:val="outset" w:sz="6" w:space="0" w:color="auto"/>
+            </w:tcBorders>
+            <w:noWrap/>
+            <w:vAlign w:val="center"/>
+          </w:tcPr>
+          <w:p>
+            <w:pPr>
+              <w:rPr>
+                <w:rFonts w:ascii="Times New Roman" w:hAnsi="Times New Roman" w:cs="Times New Roman"/>
+                <w:sz w:val="24"/>
+                <w:szCs w:val="24"/>
+              </w:rPr>
+            </w:pPr>
+            <w:r>
+              <w:rPr>
+                <w:rFonts w:ascii="Times New Roman" w:hAnsi="Times New Roman" w:cs="Times New Roman"/>
+                <w:sz w:val="24"/>
+                <w:szCs w:val="24"/>
+              </w:rPr>
+              <w:t>Система формирует отчёт о доступных, выданных и забронированных книгах</w:t>
             </w:r>
           </w:p>
         </w:tc>
@@ -2015,7 +2441,6 @@
   <w:style w:type="character" w:default="1" w:styleId="a0">
     <w:name w:val="Default Paragraph Font"/>
     <w:uiPriority w:val="1"/>
-    <w:semiHidden/>
     <w:unhideWhenUsed/>
   </w:style>
   <w:style w:type="table" w:default="1" w:styleId="a1">
